--- a/static/aReports/AAAA/133_aaaa_lasttest/lasttest_report.docx
+++ b/static/aReports/AAAA/133_aaaa_lasttest/lasttest_report.docx
@@ -1248,72 +1248,6 @@
           </w:p>
         </w:tc>
       </w:tr>
-      <w:tr>
-        <w:tc>
-          <w:tcPr>
-            <w:tcW w:type="dxa" w:w="4320"/>
-          </w:tcPr>
-          <w:p>
-            <w:r>
-              <w:t>Motor Brakes</w:t>
-            </w:r>
-          </w:p>
-        </w:tc>
-        <w:tc>
-          <w:tcPr>
-            <w:tcW w:type="dxa" w:w="4320"/>
-          </w:tcPr>
-          <w:p>
-            <w:r>
-              <w:t>Included</w:t>
-            </w:r>
-          </w:p>
-        </w:tc>
-      </w:tr>
-      <w:tr>
-        <w:tc>
-          <w:tcPr>
-            <w:tcW w:type="dxa" w:w="4320"/>
-          </w:tcPr>
-          <w:p>
-            <w:r>
-              <w:t>Torque limiter</w:t>
-            </w:r>
-          </w:p>
-        </w:tc>
-        <w:tc>
-          <w:tcPr>
-            <w:tcW w:type="dxa" w:w="4320"/>
-          </w:tcPr>
-          <w:p>
-            <w:r>
-              <w:t>Included</w:t>
-            </w:r>
-          </w:p>
-        </w:tc>
-      </w:tr>
-      <w:tr>
-        <w:tc>
-          <w:tcPr>
-            <w:tcW w:type="dxa" w:w="4320"/>
-          </w:tcPr>
-          <w:p>
-            <w:r>
-              <w:t>Gear Motor</w:t>
-            </w:r>
-          </w:p>
-        </w:tc>
-        <w:tc>
-          <w:tcPr>
-            <w:tcW w:type="dxa" w:w="4320"/>
-          </w:tcPr>
-          <w:p>
-            <w:r>
-              <w:t>Rossi/Bonfiglioli</w:t>
-            </w:r>
-          </w:p>
-        </w:tc>
-      </w:tr>
     </w:tbl>
     <w:p>
       <w:pPr>
@@ -1467,50 +1401,6 @@
           </w:p>
         </w:tc>
       </w:tr>
-      <w:tr>
-        <w:tc>
-          <w:tcPr>
-            <w:tcW w:type="dxa" w:w="4320"/>
-          </w:tcPr>
-          <w:p>
-            <w:r>
-              <w:t>Panel Material</w:t>
-            </w:r>
-          </w:p>
-        </w:tc>
-        <w:tc>
-          <w:tcPr>
-            <w:tcW w:type="dxa" w:w="4320"/>
-          </w:tcPr>
-          <w:p>
-            <w:r>
-              <w:t>Coated Steel</w:t>
-            </w:r>
-          </w:p>
-        </w:tc>
-      </w:tr>
-      <w:tr>
-        <w:tc>
-          <w:tcPr>
-            <w:tcW w:type="dxa" w:w="4320"/>
-          </w:tcPr>
-          <w:p>
-            <w:r>
-              <w:t>Components Type</w:t>
-            </w:r>
-          </w:p>
-        </w:tc>
-        <w:tc>
-          <w:tcPr>
-            <w:tcW w:type="dxa" w:w="4320"/>
-          </w:tcPr>
-          <w:p>
-            <w:r>
-              <w:t>Schneider</w:t>
-            </w:r>
-          </w:p>
-        </w:tc>
-      </w:tr>
     </w:tbl>
     <w:p>
       <w:pPr>
@@ -1660,72 +1550,6 @@
           <w:p>
             <w:r>
               <w:t>Stainless Steel 316</w:t>
-            </w:r>
-          </w:p>
-        </w:tc>
-      </w:tr>
-      <w:tr>
-        <w:tc>
-          <w:tcPr>
-            <w:tcW w:type="dxa" w:w="4320"/>
-          </w:tcPr>
-          <w:p>
-            <w:r>
-              <w:t>Dead Plate</w:t>
-            </w:r>
-          </w:p>
-        </w:tc>
-        <w:tc>
-          <w:tcPr>
-            <w:tcW w:type="dxa" w:w="4320"/>
-          </w:tcPr>
-          <w:p>
-            <w:r>
-              <w:t>Stainless Steel 316</w:t>
-            </w:r>
-          </w:p>
-        </w:tc>
-      </w:tr>
-      <w:tr>
-        <w:tc>
-          <w:tcPr>
-            <w:tcW w:type="dxa" w:w="4320"/>
-          </w:tcPr>
-          <w:p>
-            <w:r>
-              <w:t>Chain</w:t>
-            </w:r>
-          </w:p>
-        </w:tc>
-        <w:tc>
-          <w:tcPr>
-            <w:tcW w:type="dxa" w:w="4320"/>
-          </w:tcPr>
-          <w:p>
-            <w:r>
-              <w:t>Stainless Steel 316</w:t>
-            </w:r>
-          </w:p>
-        </w:tc>
-      </w:tr>
-      <w:tr>
-        <w:tc>
-          <w:tcPr>
-            <w:tcW w:type="dxa" w:w="4320"/>
-          </w:tcPr>
-          <w:p>
-            <w:r>
-              <w:t>Bolts &amp; Nuts</w:t>
-            </w:r>
-          </w:p>
-        </w:tc>
-        <w:tc>
-          <w:tcPr>
-            <w:tcW w:type="dxa" w:w="4320"/>
-          </w:tcPr>
-          <w:p>
-            <w:r>
-              <w:t>A4</w:t>
             </w:r>
           </w:p>
         </w:tc>

--- a/static/aReports/AAAA/133_aaaa_lasttest/lasttest_report.docx
+++ b/static/aReports/AAAA/133_aaaa_lasttest/lasttest_report.docx
@@ -948,7 +948,7 @@
           </w:tcPr>
           <w:p>
             <w:r>
-              <w:t>Channel Height (mm)</w:t>
+              <w:t>Channel Depth</w:t>
             </w:r>
           </w:p>
         </w:tc>
